--- a/00-首页/题组Word/第二轮习题集/第二轮习题集-化学原理II-学生版.docx
+++ b/00-首页/题组Word/第二轮习题集/第二轮习题集-化学原理II-学生版.docx
@@ -682,6 +682,21 @@
         <w:t>?</w:t>
       </w:r>
     </w:p>
+    <w:p>
+      <w:pPr>
+        <w:spacing w:before="0" w:after="0"/>
+      </w:pPr>
+    </w:p>
+    <w:p>
+      <w:pPr>
+        <w:spacing w:before="0" w:after="0"/>
+      </w:pPr>
+    </w:p>
+    <w:p>
+      <w:pPr>
+        <w:spacing w:before="0" w:after="0"/>
+      </w:pPr>
+    </w:p>
     <w:bookmarkEnd w:id="10"/>
     <w:bookmarkStart w:id="11" w:name="第-2-题"/>
     <w:p>
@@ -744,6 +759,8 @@
           <w:ilvl w:val="0"/>
           <w:numId w:val="1001"/>
         </w:numPr>
+        <w:ind w:left="480" w:hanging="480"/>
+        <w:spacing w:after="0"/>
       </w:pPr>
       <w:r>
         <w:rPr>
@@ -829,6 +846,17 @@
         </w:rPr>
         <w:t xml:space="preserve"> </w:t>
       </w:r>
+    </w:p>
+    <w:p>
+      <w:pPr>
+        <w:pStyle w:val="Compact"/>
+        <w:numPr>
+          <w:ilvl w:val="0"/>
+          <w:numId w:val="1001"/>
+        </w:numPr>
+        <w:ind w:left="480" w:hanging="480"/>
+        <w:spacing w:before="0" w:after="0"/>
+      </w:pPr>
       <w:r>
         <w:rPr>
           <w:rFonts w:ascii="Times New Roman" w:hAnsi="Times New Roman" w:eastAsia="Times New Roman" w:cs="Times New Roman"/>
@@ -1057,6 +1085,17 @@
         </w:rPr>
         <w:t xml:space="preserve"> </w:t>
       </w:r>
+    </w:p>
+    <w:p>
+      <w:pPr>
+        <w:pStyle w:val="Compact"/>
+        <w:numPr>
+          <w:ilvl w:val="0"/>
+          <w:numId w:val="1001"/>
+        </w:numPr>
+        <w:ind w:left="480" w:hanging="480"/>
+        <w:spacing w:before="0" w:after="0"/>
+      </w:pPr>
       <w:r>
         <w:rPr>
           <w:rFonts w:ascii="Times New Roman" w:hAnsi="Times New Roman" w:eastAsia="Times New Roman" w:cs="Times New Roman"/>
@@ -1105,6 +1144,17 @@
         </w:rPr>
         <w:t xml:space="preserve"> </w:t>
       </w:r>
+    </w:p>
+    <w:p>
+      <w:pPr>
+        <w:pStyle w:val="Compact"/>
+        <w:numPr>
+          <w:ilvl w:val="0"/>
+          <w:numId w:val="1001"/>
+        </w:numPr>
+        <w:ind w:left="480" w:hanging="480"/>
+        <w:spacing w:before="0" w:after="0"/>
+      </w:pPr>
       <w:r>
         <w:rPr>
           <w:rFonts w:ascii="Times New Roman" w:hAnsi="Times New Roman" w:eastAsia="Times New Roman" w:cs="Times New Roman"/>
@@ -1249,6 +1299,17 @@
         </w:rPr>
         <w:t xml:space="preserve"> </w:t>
       </w:r>
+    </w:p>
+    <w:p>
+      <w:pPr>
+        <w:pStyle w:val="Compact"/>
+        <w:numPr>
+          <w:ilvl w:val="0"/>
+          <w:numId w:val="1001"/>
+        </w:numPr>
+        <w:ind w:left="480" w:hanging="480"/>
+        <w:spacing w:before="0" w:after="36"/>
+      </w:pPr>
       <w:r>
         <w:rPr>
           <w:rFonts w:ascii="Times New Roman" w:hAnsi="Times New Roman" w:eastAsia="Times New Roman" w:cs="Times New Roman"/>
@@ -1261,6 +1322,16 @@
         </w:rPr>
         <w:t xml:space="preserve">酸的存在降低了盐的溶度积</w:t>
       </w:r>
+    </w:p>
+    <w:p>
+      <w:pPr>
+        <w:spacing w:before="0" w:after="0"/>
+      </w:pPr>
+    </w:p>
+    <w:p>
+      <w:pPr>
+        <w:spacing w:before="0" w:after="0"/>
+      </w:pPr>
     </w:p>
     <w:bookmarkEnd w:id="11"/>
     <w:bookmarkStart w:id="12" w:name="第-3-题"/>
@@ -1324,6 +1395,8 @@
           <w:ilvl w:val="0"/>
           <w:numId w:val="1002"/>
         </w:numPr>
+        <w:ind w:left="480" w:hanging="480"/>
+        <w:spacing w:after="0"/>
       </w:pPr>
       <w:r>
         <w:rPr>
@@ -2034,14 +2107,92 @@
         <w:rPr>
           <w:rFonts w:hint="eastAsia" w:ascii="Times New Roman" w:hAnsi="Times New Roman" w:eastAsia="Times New Roman" w:cs="Times New Roman"/>
         </w:rPr>
-        <w:t>（）A.6.52</w:t>
-      </w:r>
-      <w:r>
-        <w:rPr>
-          <w:rFonts w:ascii="Times New Roman" w:hAnsi="Times New Roman" w:eastAsia="Times New Roman" w:cs="Times New Roman"/>
-        </w:rPr>
-        <w:t xml:space="preserve"> B.7.26 C.7.49 D.7.66</w:t>
-      </w:r>
+        <w:t>（）</w:t>
+      </w:r>
+    </w:p>
+    <w:p>
+      <w:pPr>
+        <w:pStyle w:val="Compact"/>
+        <w:numPr>
+          <w:ilvl w:val="0"/>
+          <w:numId w:val="1002"/>
+        </w:numPr>
+        <w:ind w:left="480" w:hanging="480"/>
+        <w:spacing w:before="0" w:after="0"/>
+      </w:pPr>
+      <w:r>
+        <w:rPr>
+          <w:rFonts w:hint="eastAsia" w:ascii="Times New Roman" w:hAnsi="Times New Roman" w:eastAsia="Times New Roman" w:cs="Times New Roman"/>
+        </w:rPr>
+        <w:t>A.6.52</w:t>
+      </w:r>
+      <w:r>
+        <w:rPr>
+          <w:rFonts w:ascii="Times New Roman" w:hAnsi="Times New Roman" w:eastAsia="Times New Roman" w:cs="Times New Roman"/>
+        </w:rPr>
+        <w:t xml:space="preserve"> </w:t>
+      </w:r>
+    </w:p>
+    <w:p>
+      <w:pPr>
+        <w:pStyle w:val="Compact"/>
+        <w:numPr>
+          <w:ilvl w:val="0"/>
+          <w:numId w:val="1002"/>
+        </w:numPr>
+        <w:ind w:left="480" w:hanging="480"/>
+        <w:spacing w:before="0" w:after="0"/>
+      </w:pPr>
+      <w:r>
+        <w:rPr>
+          <w:rFonts w:ascii="Times New Roman" w:hAnsi="Times New Roman" w:eastAsia="Times New Roman" w:cs="Times New Roman"/>
+        </w:rPr>
+        <w:t xml:space="preserve">B.7.26 </w:t>
+      </w:r>
+    </w:p>
+    <w:p>
+      <w:pPr>
+        <w:pStyle w:val="Compact"/>
+        <w:numPr>
+          <w:ilvl w:val="0"/>
+          <w:numId w:val="1002"/>
+        </w:numPr>
+        <w:ind w:left="480" w:hanging="480"/>
+        <w:spacing w:before="0" w:after="0"/>
+      </w:pPr>
+      <w:r>
+        <w:rPr>
+          <w:rFonts w:ascii="Times New Roman" w:hAnsi="Times New Roman" w:eastAsia="Times New Roman" w:cs="Times New Roman"/>
+        </w:rPr>
+        <w:t xml:space="preserve">C.7.49 </w:t>
+      </w:r>
+    </w:p>
+    <w:p>
+      <w:pPr>
+        <w:pStyle w:val="Compact"/>
+        <w:numPr>
+          <w:ilvl w:val="0"/>
+          <w:numId w:val="1002"/>
+        </w:numPr>
+        <w:ind w:left="480" w:hanging="480"/>
+        <w:spacing w:before="0" w:after="36"/>
+      </w:pPr>
+      <w:r>
+        <w:rPr>
+          <w:rFonts w:ascii="Times New Roman" w:hAnsi="Times New Roman" w:eastAsia="Times New Roman" w:cs="Times New Roman"/>
+        </w:rPr>
+        <w:t xml:space="preserve">D.7.66</w:t>
+      </w:r>
+    </w:p>
+    <w:p>
+      <w:pPr>
+        <w:spacing w:before="0" w:after="0"/>
+      </w:pPr>
+    </w:p>
+    <w:p>
+      <w:pPr>
+        <w:spacing w:before="0" w:after="0"/>
+      </w:pPr>
     </w:p>
     <w:bookmarkEnd w:id="12"/>
     <w:bookmarkStart w:id="13" w:name="第-4-题"/>
@@ -2105,6 +2256,8 @@
           <w:ilvl w:val="0"/>
           <w:numId w:val="1003"/>
         </w:numPr>
+        <w:ind w:left="480" w:hanging="480"/>
+        <w:spacing w:after="0"/>
       </w:pPr>
       <w:r>
         <w:rPr>
@@ -2389,6 +2542,17 @@
         </w:rPr>
         <w:t xml:space="preserve"> </w:t>
       </w:r>
+    </w:p>
+    <w:p>
+      <w:pPr>
+        <w:pStyle w:val="Compact"/>
+        <w:numPr>
+          <w:ilvl w:val="0"/>
+          <w:numId w:val="1003"/>
+        </w:numPr>
+        <w:ind w:left="480" w:hanging="480"/>
+        <w:spacing w:before="0" w:after="0"/>
+      </w:pPr>
       <w:r>
         <w:rPr>
           <w:rFonts w:ascii="Times New Roman" w:hAnsi="Times New Roman" w:eastAsia="Times New Roman" w:cs="Times New Roman"/>
@@ -2405,7 +2569,24 @@
         <w:rPr>
           <w:rFonts w:ascii="Times New Roman" w:hAnsi="Times New Roman" w:eastAsia="Times New Roman" w:cs="Times New Roman"/>
         </w:rPr>
-        <w:t xml:space="preserve"> B. </w:t>
+        <w:t xml:space="preserve"> </w:t>
+      </w:r>
+    </w:p>
+    <w:p>
+      <w:pPr>
+        <w:pStyle w:val="Compact"/>
+        <w:numPr>
+          <w:ilvl w:val="0"/>
+          <w:numId w:val="1003"/>
+        </w:numPr>
+        <w:ind w:left="480" w:hanging="480"/>
+        <w:spacing w:before="0" w:after="0"/>
+      </w:pPr>
+      <w:r>
+        <w:rPr>
+          <w:rFonts w:ascii="Times New Roman" w:hAnsi="Times New Roman" w:eastAsia="Times New Roman" w:cs="Times New Roman"/>
+        </w:rPr>
+        <w:t xml:space="preserve">B. </w:t>
       </w:r>
       <w:r>
         <w:rPr>
@@ -2417,7 +2598,24 @@
         <w:rPr>
           <w:rFonts w:ascii="Times New Roman" w:hAnsi="Times New Roman" w:eastAsia="Times New Roman" w:cs="Times New Roman"/>
         </w:rPr>
-        <w:t xml:space="preserve"> C. </w:t>
+        <w:t xml:space="preserve"> </w:t>
+      </w:r>
+    </w:p>
+    <w:p>
+      <w:pPr>
+        <w:pStyle w:val="Compact"/>
+        <w:numPr>
+          <w:ilvl w:val="0"/>
+          <w:numId w:val="1003"/>
+        </w:numPr>
+        <w:ind w:left="480" w:hanging="480"/>
+        <w:spacing w:before="0" w:after="0"/>
+      </w:pPr>
+      <w:r>
+        <w:rPr>
+          <w:rFonts w:ascii="Times New Roman" w:hAnsi="Times New Roman" w:eastAsia="Times New Roman" w:cs="Times New Roman"/>
+        </w:rPr>
+        <w:t xml:space="preserve">C. </w:t>
       </w:r>
       <w:r>
         <w:rPr>
@@ -2429,7 +2627,24 @@
         <w:rPr>
           <w:rFonts w:ascii="Times New Roman" w:hAnsi="Times New Roman" w:eastAsia="Times New Roman" w:cs="Times New Roman"/>
         </w:rPr>
-        <w:t xml:space="preserve"> D. </w:t>
+        <w:t xml:space="preserve"> </w:t>
+      </w:r>
+    </w:p>
+    <w:p>
+      <w:pPr>
+        <w:pStyle w:val="Compact"/>
+        <w:numPr>
+          <w:ilvl w:val="0"/>
+          <w:numId w:val="1003"/>
+        </w:numPr>
+        <w:ind w:left="480" w:hanging="480"/>
+        <w:spacing w:before="0" w:after="36"/>
+      </w:pPr>
+      <w:r>
+        <w:rPr>
+          <w:rFonts w:ascii="Times New Roman" w:hAnsi="Times New Roman" w:eastAsia="Times New Roman" w:cs="Times New Roman"/>
+        </w:rPr>
+        <w:t xml:space="preserve">D. </w:t>
       </w:r>
       <w:r>
         <w:rPr>
@@ -2464,6 +2679,16 @@
         <w:t>非选择题</w:t>
       </w:r>
     </w:p>
+    <w:p>
+      <w:pPr>
+        <w:spacing w:before="0" w:after="0"/>
+      </w:pPr>
+    </w:p>
+    <w:p>
+      <w:pPr>
+        <w:spacing w:before="0" w:after="0"/>
+      </w:pPr>
+    </w:p>
     <w:bookmarkEnd w:id="14"/>
     <w:bookmarkStart w:id="15" w:name="第-5-题"/>
     <w:p>
@@ -2583,6 +2808,21 @@
         </w:rPr>
         <w:t>（8.1—8.12）</w:t>
       </w:r>
+    </w:p>
+    <w:p>
+      <w:pPr>
+        <w:spacing w:before="0" w:after="0"/>
+      </w:pPr>
+    </w:p>
+    <w:p>
+      <w:pPr>
+        <w:spacing w:before="0" w:after="0"/>
+      </w:pPr>
+    </w:p>
+    <w:p>
+      <w:pPr>
+        <w:spacing w:before="0" w:after="0"/>
+      </w:pPr>
     </w:p>
     <w:p>
       <w:pPr>
@@ -3631,6 +3871,21 @@
         <w:t xml:space="preserve">​</w:t>
       </w:r>
     </w:p>
+    <w:p>
+      <w:pPr>
+        <w:spacing w:before="0" w:after="0"/>
+      </w:pPr>
+    </w:p>
+    <w:p>
+      <w:pPr>
+        <w:spacing w:before="0" w:after="0"/>
+      </w:pPr>
+    </w:p>
+    <w:p>
+      <w:pPr>
+        <w:spacing w:before="0" w:after="0"/>
+      </w:pPr>
+    </w:p>
     <w:bookmarkEnd w:id="16"/>
     <w:bookmarkStart w:id="17" w:name="第-6-题"/>
     <w:p>
@@ -3693,6 +3948,8 @@
           <w:ilvl w:val="0"/>
           <w:numId w:val="1005"/>
         </w:numPr>
+        <w:ind w:left="480" w:hanging="480"/>
+        <w:spacing w:after="0"/>
       </w:pPr>
       <w:r>
         <w:rPr>
@@ -3784,12 +4041,84 @@
         </w:rPr>
         <w:t xml:space="preserve"> </w:t>
       </w:r>
-      <w:r>
-        <w:rPr>
-          <w:rFonts w:ascii="Times New Roman" w:hAnsi="Times New Roman" w:eastAsia="Times New Roman" w:cs="Times New Roman"/>
-        </w:rPr>
-        <w:t xml:space="preserve">A. 5.75 B. 74.66 C. 90.65 D. 38.57</w:t>
-      </w:r>
+    </w:p>
+    <w:p>
+      <w:pPr>
+        <w:pStyle w:val="Compact"/>
+        <w:numPr>
+          <w:ilvl w:val="0"/>
+          <w:numId w:val="1005"/>
+        </w:numPr>
+        <w:ind w:left="480" w:hanging="480"/>
+        <w:spacing w:before="0" w:after="0"/>
+      </w:pPr>
+      <w:r>
+        <w:rPr>
+          <w:rFonts w:ascii="Times New Roman" w:hAnsi="Times New Roman" w:eastAsia="Times New Roman" w:cs="Times New Roman"/>
+        </w:rPr>
+        <w:t xml:space="preserve">A. 5.75 </w:t>
+      </w:r>
+    </w:p>
+    <w:p>
+      <w:pPr>
+        <w:pStyle w:val="Compact"/>
+        <w:numPr>
+          <w:ilvl w:val="0"/>
+          <w:numId w:val="1005"/>
+        </w:numPr>
+        <w:ind w:left="480" w:hanging="480"/>
+        <w:spacing w:before="0" w:after="0"/>
+      </w:pPr>
+      <w:r>
+        <w:rPr>
+          <w:rFonts w:ascii="Times New Roman" w:hAnsi="Times New Roman" w:eastAsia="Times New Roman" w:cs="Times New Roman"/>
+        </w:rPr>
+        <w:t xml:space="preserve">B. 74.66 </w:t>
+      </w:r>
+    </w:p>
+    <w:p>
+      <w:pPr>
+        <w:pStyle w:val="Compact"/>
+        <w:numPr>
+          <w:ilvl w:val="0"/>
+          <w:numId w:val="1005"/>
+        </w:numPr>
+        <w:ind w:left="480" w:hanging="480"/>
+        <w:spacing w:before="0" w:after="0"/>
+      </w:pPr>
+      <w:r>
+        <w:rPr>
+          <w:rFonts w:ascii="Times New Roman" w:hAnsi="Times New Roman" w:eastAsia="Times New Roman" w:cs="Times New Roman"/>
+        </w:rPr>
+        <w:t xml:space="preserve">C. 90.65 </w:t>
+      </w:r>
+    </w:p>
+    <w:p>
+      <w:pPr>
+        <w:pStyle w:val="Compact"/>
+        <w:numPr>
+          <w:ilvl w:val="0"/>
+          <w:numId w:val="1005"/>
+        </w:numPr>
+        <w:ind w:left="480" w:hanging="480"/>
+        <w:spacing w:before="0" w:after="36"/>
+      </w:pPr>
+      <w:r>
+        <w:rPr>
+          <w:rFonts w:ascii="Times New Roman" w:hAnsi="Times New Roman" w:eastAsia="Times New Roman" w:cs="Times New Roman"/>
+        </w:rPr>
+        <w:t xml:space="preserve">D. 38.57</w:t>
+      </w:r>
+    </w:p>
+    <w:p>
+      <w:pPr>
+        <w:spacing w:before="0" w:after="0"/>
+      </w:pPr>
+    </w:p>
+    <w:p>
+      <w:pPr>
+        <w:spacing w:before="0" w:after="0"/>
+      </w:pPr>
     </w:p>
     <w:bookmarkEnd w:id="17"/>
     <w:bookmarkStart w:id="18" w:name="第-7-题"/>
@@ -3853,6 +4182,8 @@
           <w:ilvl w:val="0"/>
           <w:numId w:val="1006"/>
         </w:numPr>
+        <w:ind w:left="480" w:hanging="480"/>
+        <w:spacing w:after="0"/>
       </w:pPr>
       <w:r>
         <w:rPr>
@@ -4089,6 +4420,17 @@
         </w:rPr>
         <w:t xml:space="preserve"> </w:t>
       </w:r>
+    </w:p>
+    <w:p>
+      <w:pPr>
+        <w:pStyle w:val="Compact"/>
+        <w:numPr>
+          <w:ilvl w:val="0"/>
+          <w:numId w:val="1006"/>
+        </w:numPr>
+        <w:ind w:left="480" w:hanging="480"/>
+        <w:spacing w:before="0" w:after="0"/>
+      </w:pPr>
       <w:r>
         <w:rPr>
           <w:rFonts w:ascii="Times New Roman" w:hAnsi="Times New Roman" w:eastAsia="Times New Roman" w:cs="Times New Roman"/>
@@ -4161,6 +4503,17 @@
         </w:rPr>
         <w:t xml:space="preserve"> </w:t>
       </w:r>
+    </w:p>
+    <w:p>
+      <w:pPr>
+        <w:pStyle w:val="Compact"/>
+        <w:numPr>
+          <w:ilvl w:val="0"/>
+          <w:numId w:val="1006"/>
+        </w:numPr>
+        <w:ind w:left="480" w:hanging="480"/>
+        <w:spacing w:before="0" w:after="0"/>
+      </w:pPr>
       <w:r>
         <w:rPr>
           <w:rFonts w:ascii="Times New Roman" w:hAnsi="Times New Roman" w:eastAsia="Times New Roman" w:cs="Times New Roman"/>
@@ -4233,6 +4586,17 @@
         </w:rPr>
         <w:t xml:space="preserve"> </w:t>
       </w:r>
+    </w:p>
+    <w:p>
+      <w:pPr>
+        <w:pStyle w:val="Compact"/>
+        <w:numPr>
+          <w:ilvl w:val="0"/>
+          <w:numId w:val="1006"/>
+        </w:numPr>
+        <w:ind w:left="480" w:hanging="480"/>
+        <w:spacing w:before="0" w:after="0"/>
+      </w:pPr>
       <w:r>
         <w:rPr>
           <w:rFonts w:ascii="Times New Roman" w:hAnsi="Times New Roman" w:eastAsia="Times New Roman" w:cs="Times New Roman"/>
@@ -4305,6 +4669,17 @@
         </w:rPr>
         <w:t xml:space="preserve"> </w:t>
       </w:r>
+    </w:p>
+    <w:p>
+      <w:pPr>
+        <w:pStyle w:val="Compact"/>
+        <w:numPr>
+          <w:ilvl w:val="0"/>
+          <w:numId w:val="1006"/>
+        </w:numPr>
+        <w:ind w:left="480" w:hanging="480"/>
+        <w:spacing w:before="0" w:after="36"/>
+      </w:pPr>
       <w:r>
         <w:rPr>
           <w:rFonts w:ascii="Times New Roman" w:hAnsi="Times New Roman" w:eastAsia="Times New Roman" w:cs="Times New Roman"/>
@@ -4372,6 +4747,16 @@
         </m:r>
       </m:oMath>
     </w:p>
+    <w:p>
+      <w:pPr>
+        <w:spacing w:before="0" w:after="0"/>
+      </w:pPr>
+    </w:p>
+    <w:p>
+      <w:pPr>
+        <w:spacing w:before="0" w:after="0"/>
+      </w:pPr>
+    </w:p>
     <w:bookmarkEnd w:id="18"/>
     <w:bookmarkStart w:id="19" w:name="第-8-题"/>
     <w:p>
@@ -4515,6 +4900,21 @@
         </w:rPr>
         <w:t>计算</w:t>
       </w:r>
+    </w:p>
+    <w:p>
+      <w:pPr>
+        <w:spacing w:before="0" w:after="0"/>
+      </w:pPr>
+    </w:p>
+    <w:p>
+      <w:pPr>
+        <w:spacing w:before="0" w:after="0"/>
+      </w:pPr>
+    </w:p>
+    <w:p>
+      <w:pPr>
+        <w:spacing w:before="0" w:after="0"/>
+      </w:pPr>
     </w:p>
     <w:p>
       <w:pPr>
@@ -11696,6 +12096,46 @@
         </m:oMath>
       </m:oMathPara>
     </w:p>
+    <w:p>
+      <w:pPr>
+        <w:spacing w:before="0" w:after="0"/>
+      </w:pPr>
+    </w:p>
+    <w:p>
+      <w:pPr>
+        <w:spacing w:before="0" w:after="0"/>
+      </w:pPr>
+    </w:p>
+    <w:p>
+      <w:pPr>
+        <w:spacing w:before="0" w:after="0"/>
+      </w:pPr>
+    </w:p>
+    <w:p>
+      <w:pPr>
+        <w:spacing w:before="0" w:after="0"/>
+      </w:pPr>
+    </w:p>
+    <w:p>
+      <w:pPr>
+        <w:spacing w:before="0" w:after="0"/>
+      </w:pPr>
+    </w:p>
+    <w:p>
+      <w:pPr>
+        <w:spacing w:before="0" w:after="0"/>
+      </w:pPr>
+    </w:p>
+    <w:p>
+      <w:pPr>
+        <w:spacing w:before="0" w:after="0"/>
+      </w:pPr>
+    </w:p>
+    <w:p>
+      <w:pPr>
+        <w:spacing w:before="0" w:after="0"/>
+      </w:pPr>
+    </w:p>
     <w:bookmarkEnd w:id="25"/>
     <w:bookmarkEnd w:id="26"/>
     <w:bookmarkStart w:id="27" w:name="第-9-题"/>
@@ -12439,6 +12879,31 @@
         <w:t>。</w:t>
       </w:r>
     </w:p>
+    <w:p>
+      <w:pPr>
+        <w:spacing w:before="0" w:after="0"/>
+      </w:pPr>
+    </w:p>
+    <w:p>
+      <w:pPr>
+        <w:spacing w:before="0" w:after="0"/>
+      </w:pPr>
+    </w:p>
+    <w:p>
+      <w:pPr>
+        <w:spacing w:before="0" w:after="0"/>
+      </w:pPr>
+    </w:p>
+    <w:p>
+      <w:pPr>
+        <w:spacing w:before="0" w:after="0"/>
+      </w:pPr>
+    </w:p>
+    <w:p>
+      <w:pPr>
+        <w:spacing w:before="0" w:after="0"/>
+      </w:pPr>
+    </w:p>
     <w:bookmarkEnd w:id="27"/>
     <w:bookmarkStart w:id="28" w:name="第-10-题"/>
     <w:p>
@@ -13091,6 +13556,31 @@
         <w:t xml:space="preserve">。</w:t>
       </w:r>
     </w:p>
+    <w:p>
+      <w:pPr>
+        <w:spacing w:before="0" w:after="0"/>
+      </w:pPr>
+    </w:p>
+    <w:p>
+      <w:pPr>
+        <w:spacing w:before="0" w:after="0"/>
+      </w:pPr>
+    </w:p>
+    <w:p>
+      <w:pPr>
+        <w:spacing w:before="0" w:after="0"/>
+      </w:pPr>
+    </w:p>
+    <w:p>
+      <w:pPr>
+        <w:spacing w:before="0" w:after="0"/>
+      </w:pPr>
+    </w:p>
+    <w:p>
+      <w:pPr>
+        <w:spacing w:before="0" w:after="0"/>
+      </w:pPr>
+    </w:p>
     <w:bookmarkEnd w:id="28"/>
     <w:bookmarkStart w:id="29" w:name="第-11-题"/>
     <w:p>
@@ -13706,6 +14196,31 @@
         </w:rPr>
         <w:t xml:space="preserve">0.108</w:t>
       </w:r>
+    </w:p>
+    <w:p>
+      <w:pPr>
+        <w:spacing w:before="0" w:after="0"/>
+      </w:pPr>
+    </w:p>
+    <w:p>
+      <w:pPr>
+        <w:spacing w:before="0" w:after="0"/>
+      </w:pPr>
+    </w:p>
+    <w:p>
+      <w:pPr>
+        <w:spacing w:before="0" w:after="0"/>
+      </w:pPr>
+    </w:p>
+    <w:p>
+      <w:pPr>
+        <w:spacing w:before="0" w:after="0"/>
+      </w:pPr>
+    </w:p>
+    <w:p>
+      <w:pPr>
+        <w:spacing w:before="0" w:after="0"/>
+      </w:pPr>
     </w:p>
     <w:bookmarkEnd w:id="29"/>
     <w:bookmarkStart w:id="30" w:name="第-12-题"/>
@@ -15188,6 +15703,31 @@
         </m:oMath>
       </m:oMathPara>
     </w:p>
+    <w:p>
+      <w:pPr>
+        <w:spacing w:before="0" w:after="0"/>
+      </w:pPr>
+    </w:p>
+    <w:p>
+      <w:pPr>
+        <w:spacing w:before="0" w:after="0"/>
+      </w:pPr>
+    </w:p>
+    <w:p>
+      <w:pPr>
+        <w:spacing w:before="0" w:after="0"/>
+      </w:pPr>
+    </w:p>
+    <w:p>
+      <w:pPr>
+        <w:spacing w:before="0" w:after="0"/>
+      </w:pPr>
+    </w:p>
+    <w:p>
+      <w:pPr>
+        <w:spacing w:before="0" w:after="0"/>
+      </w:pPr>
+    </w:p>
     <w:bookmarkEnd w:id="30"/>
     <w:bookmarkStart w:id="31" w:name="第-13-题"/>
     <w:p>
@@ -15321,6 +15861,8 @@
     <w:p>
       <w:pPr>
         <w:pStyle w:val="BodyText"/>
+        <w:ind w:left="480" w:hanging="480"/>
+        <w:spacing w:after="0"/>
       </w:pPr>
       <w:r>
         <w:rPr>
@@ -15352,6 +15894,13 @@
         </w:rPr>
         <w:t xml:space="preserve"> </w:t>
       </w:r>
+    </w:p>
+    <w:p>
+      <w:pPr>
+        <w:pStyle w:val="BodyText"/>
+        <w:ind w:left="480" w:hanging="480"/>
+        <w:spacing w:before="0" w:after="0"/>
+      </w:pPr>
       <w:r>
         <w:rPr>
           <w:rFonts w:ascii="Times New Roman" w:hAnsi="Times New Roman" w:eastAsia="Times New Roman" w:cs="Times New Roman"/>
@@ -15374,7 +15923,20 @@
         <w:rPr>
           <w:rFonts w:ascii="Times New Roman" w:hAnsi="Times New Roman" w:eastAsia="Times New Roman" w:cs="Times New Roman"/>
         </w:rPr>
-        <w:t xml:space="preserve"> (B) </w:t>
+        <w:t xml:space="preserve"> </w:t>
+      </w:r>
+    </w:p>
+    <w:p>
+      <w:pPr>
+        <w:pStyle w:val="BodyText"/>
+        <w:ind w:left="480" w:hanging="480"/>
+        <w:spacing w:before="0" w:after="0"/>
+      </w:pPr>
+      <w:r>
+        <w:rPr>
+          <w:rFonts w:ascii="Times New Roman" w:hAnsi="Times New Roman" w:eastAsia="Times New Roman" w:cs="Times New Roman"/>
+        </w:rPr>
+        <w:t xml:space="preserve">(B) </w:t>
       </w:r>
       <w:r>
         <w:rPr>
@@ -15392,7 +15954,20 @@
         <w:rPr>
           <w:rFonts w:ascii="Times New Roman" w:hAnsi="Times New Roman" w:eastAsia="Times New Roman" w:cs="Times New Roman"/>
         </w:rPr>
-        <w:t xml:space="preserve"> (C) </w:t>
+        <w:t xml:space="preserve"> </w:t>
+      </w:r>
+    </w:p>
+    <w:p>
+      <w:pPr>
+        <w:pStyle w:val="BodyText"/>
+        <w:ind w:left="480" w:hanging="480"/>
+        <w:spacing w:before="0" w:after="0"/>
+      </w:pPr>
+      <w:r>
+        <w:rPr>
+          <w:rFonts w:ascii="Times New Roman" w:hAnsi="Times New Roman" w:eastAsia="Times New Roman" w:cs="Times New Roman"/>
+        </w:rPr>
+        <w:t xml:space="preserve">(C) </w:t>
       </w:r>
       <w:r>
         <w:rPr>
@@ -15410,7 +15985,20 @@
         <w:rPr>
           <w:rFonts w:ascii="Times New Roman" w:hAnsi="Times New Roman" w:eastAsia="Times New Roman" w:cs="Times New Roman"/>
         </w:rPr>
-        <w:t xml:space="preserve"> (D) </w:t>
+        <w:t xml:space="preserve"> </w:t>
+      </w:r>
+    </w:p>
+    <w:p>
+      <w:pPr>
+        <w:pStyle w:val="BodyText"/>
+        <w:ind w:left="480" w:hanging="480"/>
+        <w:spacing w:before="0" w:after="180"/>
+      </w:pPr>
+      <w:r>
+        <w:rPr>
+          <w:rFonts w:ascii="Times New Roman" w:hAnsi="Times New Roman" w:eastAsia="Times New Roman" w:cs="Times New Roman"/>
+        </w:rPr>
+        <w:t xml:space="preserve">(D) </w:t>
       </w:r>
       <w:r>
         <w:rPr>
@@ -15424,6 +16012,31 @@
         </w:rPr>
         <w:t>。</w:t>
       </w:r>
+    </w:p>
+    <w:p>
+      <w:pPr>
+        <w:spacing w:before="0" w:after="0"/>
+      </w:pPr>
+    </w:p>
+    <w:p>
+      <w:pPr>
+        <w:spacing w:before="0" w:after="0"/>
+      </w:pPr>
+    </w:p>
+    <w:p>
+      <w:pPr>
+        <w:spacing w:before="0" w:after="0"/>
+      </w:pPr>
+    </w:p>
+    <w:p>
+      <w:pPr>
+        <w:spacing w:before="0" w:after="0"/>
+      </w:pPr>
+    </w:p>
+    <w:p>
+      <w:pPr>
+        <w:spacing w:before="0" w:after="0"/>
+      </w:pPr>
     </w:p>
     <w:bookmarkEnd w:id="31"/>
     <w:bookmarkStart w:id="32" w:name="第-14-题"/>
@@ -16069,6 +16682,31 @@
         <w:t xml:space="preserve"> ____ kJ。</w:t>
       </w:r>
     </w:p>
+    <w:p>
+      <w:pPr>
+        <w:spacing w:before="0" w:after="0"/>
+      </w:pPr>
+    </w:p>
+    <w:p>
+      <w:pPr>
+        <w:spacing w:before="0" w:after="0"/>
+      </w:pPr>
+    </w:p>
+    <w:p>
+      <w:pPr>
+        <w:spacing w:before="0" w:after="0"/>
+      </w:pPr>
+    </w:p>
+    <w:p>
+      <w:pPr>
+        <w:spacing w:before="0" w:after="0"/>
+      </w:pPr>
+    </w:p>
+    <w:p>
+      <w:pPr>
+        <w:spacing w:before="0" w:after="0"/>
+      </w:pPr>
+    </w:p>
     <w:bookmarkEnd w:id="32"/>
     <w:bookmarkStart w:id="33" w:name="第-15-题"/>
     <w:p>
@@ -16311,6 +16949,8 @@
     <w:p>
       <w:pPr>
         <w:pStyle w:val="BodyText"/>
+        <w:ind w:left="480" w:hanging="480"/>
+        <w:spacing w:after="0"/>
       </w:pPr>
       <w:r>
         <w:rPr>
@@ -16348,6 +16988,13 @@
         </w:rPr>
         <w:t xml:space="preserve"> </w:t>
       </w:r>
+    </w:p>
+    <w:p>
+      <w:pPr>
+        <w:pStyle w:val="BodyText"/>
+        <w:ind w:left="480" w:hanging="480"/>
+        <w:spacing w:before="0" w:after="0"/>
+      </w:pPr>
       <w:r>
         <w:rPr>
           <w:rFonts w:ascii="Times New Roman" w:hAnsi="Times New Roman" w:eastAsia="Times New Roman" w:cs="Times New Roman"/>
@@ -16384,6 +17031,13 @@
         </w:rPr>
         <w:t xml:space="preserve"> </w:t>
       </w:r>
+    </w:p>
+    <w:p>
+      <w:pPr>
+        <w:pStyle w:val="BodyText"/>
+        <w:ind w:left="480" w:hanging="480"/>
+        <w:spacing w:before="0" w:after="0"/>
+      </w:pPr>
       <w:r>
         <w:rPr>
           <w:rFonts w:ascii="Times New Roman" w:hAnsi="Times New Roman" w:eastAsia="Times New Roman" w:cs="Times New Roman"/>
@@ -16428,6 +17082,13 @@
         </w:rPr>
         <w:t xml:space="preserve"> </w:t>
       </w:r>
+    </w:p>
+    <w:p>
+      <w:pPr>
+        <w:pStyle w:val="BodyText"/>
+        <w:ind w:left="480" w:hanging="480"/>
+        <w:spacing w:before="0" w:after="180"/>
+      </w:pPr>
       <w:r>
         <w:rPr>
           <w:rFonts w:ascii="Times New Roman" w:hAnsi="Times New Roman" w:eastAsia="Times New Roman" w:cs="Times New Roman"/>
@@ -16446,6 +17107,16 @@
         </w:rPr>
         <w:t>均可</w:t>
       </w:r>
+    </w:p>
+    <w:p>
+      <w:pPr>
+        <w:spacing w:before="0" w:after="0"/>
+      </w:pPr>
+    </w:p>
+    <w:p>
+      <w:pPr>
+        <w:spacing w:before="0" w:after="0"/>
+      </w:pPr>
     </w:p>
     <w:bookmarkEnd w:id="34"/>
     <w:bookmarkStart w:id="35" w:name="第-16-题"/>
@@ -17267,6 +17938,31 @@
         <w:t xml:space="preserve">。</w:t>
       </w:r>
     </w:p>
+    <w:p>
+      <w:pPr>
+        <w:spacing w:before="0" w:after="0"/>
+      </w:pPr>
+    </w:p>
+    <w:p>
+      <w:pPr>
+        <w:spacing w:before="0" w:after="0"/>
+      </w:pPr>
+    </w:p>
+    <w:p>
+      <w:pPr>
+        <w:spacing w:before="0" w:after="0"/>
+      </w:pPr>
+    </w:p>
+    <w:p>
+      <w:pPr>
+        <w:spacing w:before="0" w:after="0"/>
+      </w:pPr>
+    </w:p>
+    <w:p>
+      <w:pPr>
+        <w:spacing w:before="0" w:after="0"/>
+      </w:pPr>
+    </w:p>
     <w:bookmarkEnd w:id="35"/>
     <w:bookmarkStart w:id="36" w:name="第-17-题"/>
     <w:p>
@@ -19204,6 +19900,46 @@
         <w:t>。</w:t>
       </w:r>
     </w:p>
+    <w:p>
+      <w:pPr>
+        <w:spacing w:before="0" w:after="0"/>
+      </w:pPr>
+    </w:p>
+    <w:p>
+      <w:pPr>
+        <w:spacing w:before="0" w:after="0"/>
+      </w:pPr>
+    </w:p>
+    <w:p>
+      <w:pPr>
+        <w:spacing w:before="0" w:after="0"/>
+      </w:pPr>
+    </w:p>
+    <w:p>
+      <w:pPr>
+        <w:spacing w:before="0" w:after="0"/>
+      </w:pPr>
+    </w:p>
+    <w:p>
+      <w:pPr>
+        <w:spacing w:before="0" w:after="0"/>
+      </w:pPr>
+    </w:p>
+    <w:p>
+      <w:pPr>
+        <w:spacing w:before="0" w:after="0"/>
+      </w:pPr>
+    </w:p>
+    <w:p>
+      <w:pPr>
+        <w:spacing w:before="0" w:after="0"/>
+      </w:pPr>
+    </w:p>
+    <w:p>
+      <w:pPr>
+        <w:spacing w:before="0" w:after="0"/>
+      </w:pPr>
+    </w:p>
     <w:bookmarkEnd w:id="36"/>
     <w:bookmarkStart w:id="37" w:name="第-18-题"/>
     <w:p>
@@ -19638,6 +20374,31 @@
         <w:t xml:space="preserve">____ kJ。</w:t>
       </w:r>
     </w:p>
+    <w:p>
+      <w:pPr>
+        <w:spacing w:before="0" w:after="0"/>
+      </w:pPr>
+    </w:p>
+    <w:p>
+      <w:pPr>
+        <w:spacing w:before="0" w:after="0"/>
+      </w:pPr>
+    </w:p>
+    <w:p>
+      <w:pPr>
+        <w:spacing w:before="0" w:after="0"/>
+      </w:pPr>
+    </w:p>
+    <w:p>
+      <w:pPr>
+        <w:spacing w:before="0" w:after="0"/>
+      </w:pPr>
+    </w:p>
+    <w:p>
+      <w:pPr>
+        <w:spacing w:before="0" w:after="0"/>
+      </w:pPr>
+    </w:p>
     <w:bookmarkEnd w:id="37"/>
     <w:bookmarkStart w:id="38" w:name="第-19-题"/>
     <w:p>
@@ -19887,6 +20648,31 @@
         <w:t xml:space="preserve">。</w:t>
       </w:r>
     </w:p>
+    <w:p>
+      <w:pPr>
+        <w:spacing w:before="0" w:after="0"/>
+      </w:pPr>
+    </w:p>
+    <w:p>
+      <w:pPr>
+        <w:spacing w:before="0" w:after="0"/>
+      </w:pPr>
+    </w:p>
+    <w:p>
+      <w:pPr>
+        <w:spacing w:before="0" w:after="0"/>
+      </w:pPr>
+    </w:p>
+    <w:p>
+      <w:pPr>
+        <w:spacing w:before="0" w:after="0"/>
+      </w:pPr>
+    </w:p>
+    <w:p>
+      <w:pPr>
+        <w:spacing w:before="0" w:after="0"/>
+      </w:pPr>
+    </w:p>
     <w:bookmarkEnd w:id="38"/>
     <w:bookmarkStart w:id="39" w:name="第-20-题"/>
     <w:p>
@@ -20238,6 +21024,31 @@
         </w:rPr>
         <w:t>)。</w:t>
       </w:r>
+    </w:p>
+    <w:p>
+      <w:pPr>
+        <w:spacing w:before="0" w:after="0"/>
+      </w:pPr>
+    </w:p>
+    <w:p>
+      <w:pPr>
+        <w:spacing w:before="0" w:after="0"/>
+      </w:pPr>
+    </w:p>
+    <w:p>
+      <w:pPr>
+        <w:spacing w:before="0" w:after="0"/>
+      </w:pPr>
+    </w:p>
+    <w:p>
+      <w:pPr>
+        <w:spacing w:before="0" w:after="0"/>
+      </w:pPr>
+    </w:p>
+    <w:p>
+      <w:pPr>
+        <w:spacing w:before="0" w:after="0"/>
+      </w:pPr>
     </w:p>
     <w:p>
       <w:pPr>

--- a/00-首页/题组Word/第二轮习题集/第二轮习题集-化学原理II-学生版.docx
+++ b/00-首页/题组Word/第二轮习题集/第二轮习题集-化学原理II-学生版.docx
@@ -759,8 +759,8 @@
           <w:ilvl w:val="0"/>
           <w:numId w:val="1001"/>
         </w:numPr>
+        <w:spacing w:before="0" w:after="0"/>
         <w:ind w:left="480" w:hanging="480"/>
-        <w:spacing w:after="0"/>
       </w:pPr>
       <w:r>
         <w:rPr>
@@ -854,8 +854,8 @@
           <w:ilvl w:val="0"/>
           <w:numId w:val="1001"/>
         </w:numPr>
+        <w:spacing w:before="0" w:after="0"/>
         <w:ind w:left="480" w:hanging="480"/>
-        <w:spacing w:before="0" w:after="0"/>
       </w:pPr>
       <w:r>
         <w:rPr>
@@ -1093,8 +1093,8 @@
           <w:ilvl w:val="0"/>
           <w:numId w:val="1001"/>
         </w:numPr>
+        <w:spacing w:before="0" w:after="0"/>
         <w:ind w:left="480" w:hanging="480"/>
-        <w:spacing w:before="0" w:after="0"/>
       </w:pPr>
       <w:r>
         <w:rPr>
@@ -1152,8 +1152,8 @@
           <w:ilvl w:val="0"/>
           <w:numId w:val="1001"/>
         </w:numPr>
+        <w:spacing w:before="0" w:after="0"/>
         <w:ind w:left="480" w:hanging="480"/>
-        <w:spacing w:before="0" w:after="0"/>
       </w:pPr>
       <w:r>
         <w:rPr>
@@ -1307,8 +1307,8 @@
           <w:ilvl w:val="0"/>
           <w:numId w:val="1001"/>
         </w:numPr>
+        <w:spacing w:before="0" w:after="0"/>
         <w:ind w:left="480" w:hanging="480"/>
-        <w:spacing w:before="0" w:after="36"/>
       </w:pPr>
       <w:r>
         <w:rPr>
@@ -1395,8 +1395,8 @@
           <w:ilvl w:val="0"/>
           <w:numId w:val="1002"/>
         </w:numPr>
+        <w:spacing w:before="0" w:after="0"/>
         <w:ind w:left="480" w:hanging="480"/>
-        <w:spacing w:after="0"/>
       </w:pPr>
       <w:r>
         <w:rPr>
@@ -2117,8 +2117,8 @@
           <w:ilvl w:val="0"/>
           <w:numId w:val="1002"/>
         </w:numPr>
+        <w:spacing w:before="0" w:after="0"/>
         <w:ind w:left="480" w:hanging="480"/>
-        <w:spacing w:before="0" w:after="0"/>
       </w:pPr>
       <w:r>
         <w:rPr>
@@ -2140,8 +2140,8 @@
           <w:ilvl w:val="0"/>
           <w:numId w:val="1002"/>
         </w:numPr>
+        <w:spacing w:before="0" w:after="0"/>
         <w:ind w:left="480" w:hanging="480"/>
-        <w:spacing w:before="0" w:after="0"/>
       </w:pPr>
       <w:r>
         <w:rPr>
@@ -2157,8 +2157,8 @@
           <w:ilvl w:val="0"/>
           <w:numId w:val="1002"/>
         </w:numPr>
+        <w:spacing w:before="0" w:after="0"/>
         <w:ind w:left="480" w:hanging="480"/>
-        <w:spacing w:before="0" w:after="0"/>
       </w:pPr>
       <w:r>
         <w:rPr>
@@ -2174,8 +2174,8 @@
           <w:ilvl w:val="0"/>
           <w:numId w:val="1002"/>
         </w:numPr>
+        <w:spacing w:before="0" w:after="0"/>
         <w:ind w:left="480" w:hanging="480"/>
-        <w:spacing w:before="0" w:after="36"/>
       </w:pPr>
       <w:r>
         <w:rPr>
@@ -2256,8 +2256,8 @@
           <w:ilvl w:val="0"/>
           <w:numId w:val="1003"/>
         </w:numPr>
+        <w:spacing w:before="0" w:after="0"/>
         <w:ind w:left="480" w:hanging="480"/>
-        <w:spacing w:after="0"/>
       </w:pPr>
       <w:r>
         <w:rPr>
@@ -2550,8 +2550,8 @@
           <w:ilvl w:val="0"/>
           <w:numId w:val="1003"/>
         </w:numPr>
+        <w:spacing w:before="0" w:after="0"/>
         <w:ind w:left="480" w:hanging="480"/>
-        <w:spacing w:before="0" w:after="0"/>
       </w:pPr>
       <w:r>
         <w:rPr>
@@ -2579,8 +2579,8 @@
           <w:ilvl w:val="0"/>
           <w:numId w:val="1003"/>
         </w:numPr>
+        <w:spacing w:before="0" w:after="0"/>
         <w:ind w:left="480" w:hanging="480"/>
-        <w:spacing w:before="0" w:after="0"/>
       </w:pPr>
       <w:r>
         <w:rPr>
@@ -2608,8 +2608,8 @@
           <w:ilvl w:val="0"/>
           <w:numId w:val="1003"/>
         </w:numPr>
+        <w:spacing w:before="0" w:after="0"/>
         <w:ind w:left="480" w:hanging="480"/>
-        <w:spacing w:before="0" w:after="0"/>
       </w:pPr>
       <w:r>
         <w:rPr>
@@ -2637,8 +2637,8 @@
           <w:ilvl w:val="0"/>
           <w:numId w:val="1003"/>
         </w:numPr>
+        <w:spacing w:before="0" w:after="0"/>
         <w:ind w:left="480" w:hanging="480"/>
-        <w:spacing w:before="0" w:after="36"/>
       </w:pPr>
       <w:r>
         <w:rPr>
@@ -3948,8 +3948,8 @@
           <w:ilvl w:val="0"/>
           <w:numId w:val="1005"/>
         </w:numPr>
+        <w:spacing w:before="0" w:after="0"/>
         <w:ind w:left="480" w:hanging="480"/>
-        <w:spacing w:after="0"/>
       </w:pPr>
       <w:r>
         <w:rPr>
@@ -4049,8 +4049,8 @@
           <w:ilvl w:val="0"/>
           <w:numId w:val="1005"/>
         </w:numPr>
+        <w:spacing w:before="0" w:after="0"/>
         <w:ind w:left="480" w:hanging="480"/>
-        <w:spacing w:before="0" w:after="0"/>
       </w:pPr>
       <w:r>
         <w:rPr>
@@ -4066,8 +4066,8 @@
           <w:ilvl w:val="0"/>
           <w:numId w:val="1005"/>
         </w:numPr>
+        <w:spacing w:before="0" w:after="0"/>
         <w:ind w:left="480" w:hanging="480"/>
-        <w:spacing w:before="0" w:after="0"/>
       </w:pPr>
       <w:r>
         <w:rPr>
@@ -4083,8 +4083,8 @@
           <w:ilvl w:val="0"/>
           <w:numId w:val="1005"/>
         </w:numPr>
+        <w:spacing w:before="0" w:after="0"/>
         <w:ind w:left="480" w:hanging="480"/>
-        <w:spacing w:before="0" w:after="0"/>
       </w:pPr>
       <w:r>
         <w:rPr>
@@ -4100,8 +4100,8 @@
           <w:ilvl w:val="0"/>
           <w:numId w:val="1005"/>
         </w:numPr>
+        <w:spacing w:before="0" w:after="0"/>
         <w:ind w:left="480" w:hanging="480"/>
-        <w:spacing w:before="0" w:after="36"/>
       </w:pPr>
       <w:r>
         <w:rPr>
@@ -4182,8 +4182,8 @@
           <w:ilvl w:val="0"/>
           <w:numId w:val="1006"/>
         </w:numPr>
+        <w:spacing w:before="0" w:after="0"/>
         <w:ind w:left="480" w:hanging="480"/>
-        <w:spacing w:after="0"/>
       </w:pPr>
       <w:r>
         <w:rPr>
@@ -4428,8 +4428,8 @@
           <w:ilvl w:val="0"/>
           <w:numId w:val="1006"/>
         </w:numPr>
+        <w:spacing w:before="0" w:after="0"/>
         <w:ind w:left="480" w:hanging="480"/>
-        <w:spacing w:before="0" w:after="0"/>
       </w:pPr>
       <w:r>
         <w:rPr>
@@ -4511,8 +4511,8 @@
           <w:ilvl w:val="0"/>
           <w:numId w:val="1006"/>
         </w:numPr>
+        <w:spacing w:before="0" w:after="0"/>
         <w:ind w:left="480" w:hanging="480"/>
-        <w:spacing w:before="0" w:after="0"/>
       </w:pPr>
       <w:r>
         <w:rPr>
@@ -4594,8 +4594,8 @@
           <w:ilvl w:val="0"/>
           <w:numId w:val="1006"/>
         </w:numPr>
+        <w:spacing w:before="0" w:after="0"/>
         <w:ind w:left="480" w:hanging="480"/>
-        <w:spacing w:before="0" w:after="0"/>
       </w:pPr>
       <w:r>
         <w:rPr>
@@ -4677,8 +4677,8 @@
           <w:ilvl w:val="0"/>
           <w:numId w:val="1006"/>
         </w:numPr>
+        <w:spacing w:before="0" w:after="0"/>
         <w:ind w:left="480" w:hanging="480"/>
-        <w:spacing w:before="0" w:after="36"/>
       </w:pPr>
       <w:r>
         <w:rPr>
@@ -15861,8 +15861,8 @@
     <w:p>
       <w:pPr>
         <w:pStyle w:val="BodyText"/>
+        <w:spacing w:before="0" w:after="0"/>
         <w:ind w:left="480" w:hanging="480"/>
-        <w:spacing w:after="0"/>
       </w:pPr>
       <w:r>
         <w:rPr>
@@ -15898,20 +15898,51 @@
     <w:p>
       <w:pPr>
         <w:pStyle w:val="BodyText"/>
+        <w:spacing w:before="0" w:after="0"/>
         <w:ind w:left="480" w:hanging="480"/>
+      </w:pPr>
+      <w:r>
+        <w:rPr>
+          <w:rFonts w:ascii="Times New Roman" w:hAnsi="Times New Roman" w:eastAsia="Times New Roman" w:cs="Times New Roman"/>
+        </w:rPr>
+        <w:t xml:space="preserve">(A) </w:t>
+      </w:r>
+      <w:r>
+        <w:rPr>
+          <w:rFonts w:hint="eastAsia" w:ascii="Times New Roman" w:hAnsi="Times New Roman" w:eastAsia="FangSong" w:cs="Times New Roman"/>
+        </w:rPr>
+        <w:t>蒸气压</w:t>
+      </w:r>
+      <w:r>
+        <w:rPr>
+          <w:rFonts w:hint="eastAsia" w:ascii="Times New Roman" w:hAnsi="Times New Roman" w:eastAsia="Times New Roman" w:cs="Times New Roman"/>
+        </w:rPr>
+        <w:t>;</w:t>
+      </w:r>
+      <w:r>
+        <w:rPr>
+          <w:rFonts w:ascii="Times New Roman" w:hAnsi="Times New Roman" w:eastAsia="Times New Roman" w:cs="Times New Roman"/>
+        </w:rPr>
+        <w:t xml:space="preserve"> </w:t>
+      </w:r>
+    </w:p>
+    <w:p>
+      <w:pPr>
+        <w:pStyle w:val="BodyText"/>
         <w:spacing w:before="0" w:after="0"/>
-      </w:pPr>
-      <w:r>
-        <w:rPr>
-          <w:rFonts w:ascii="Times New Roman" w:hAnsi="Times New Roman" w:eastAsia="Times New Roman" w:cs="Times New Roman"/>
-        </w:rPr>
-        <w:t xml:space="preserve">(A) </w:t>
-      </w:r>
-      <w:r>
-        <w:rPr>
-          <w:rFonts w:hint="eastAsia" w:ascii="Times New Roman" w:hAnsi="Times New Roman" w:eastAsia="FangSong" w:cs="Times New Roman"/>
-        </w:rPr>
-        <w:t>蒸气压</w:t>
+        <w:ind w:left="480" w:hanging="480"/>
+      </w:pPr>
+      <w:r>
+        <w:rPr>
+          <w:rFonts w:ascii="Times New Roman" w:hAnsi="Times New Roman" w:eastAsia="Times New Roman" w:cs="Times New Roman"/>
+        </w:rPr>
+        <w:t xml:space="preserve">(B) </w:t>
+      </w:r>
+      <w:r>
+        <w:rPr>
+          <w:rFonts w:hint="eastAsia" w:ascii="Times New Roman" w:hAnsi="Times New Roman" w:eastAsia="FangSong" w:cs="Times New Roman"/>
+        </w:rPr>
+        <w:t>标准摩尔自由能</w:t>
       </w:r>
       <w:r>
         <w:rPr>
@@ -15929,70 +15960,39 @@
     <w:p>
       <w:pPr>
         <w:pStyle w:val="BodyText"/>
+        <w:spacing w:before="0" w:after="0"/>
         <w:ind w:left="480" w:hanging="480"/>
+      </w:pPr>
+      <w:r>
+        <w:rPr>
+          <w:rFonts w:ascii="Times New Roman" w:hAnsi="Times New Roman" w:eastAsia="Times New Roman" w:cs="Times New Roman"/>
+        </w:rPr>
+        <w:t xml:space="preserve">(C) </w:t>
+      </w:r>
+      <w:r>
+        <w:rPr>
+          <w:rFonts w:hint="eastAsia" w:ascii="Times New Roman" w:hAnsi="Times New Roman" w:eastAsia="FangSong" w:cs="Times New Roman"/>
+        </w:rPr>
+        <w:t>标准摩尔熵</w:t>
+      </w:r>
+      <w:r>
+        <w:rPr>
+          <w:rFonts w:hint="eastAsia" w:ascii="Times New Roman" w:hAnsi="Times New Roman" w:eastAsia="Times New Roman" w:cs="Times New Roman"/>
+        </w:rPr>
+        <w:t>;</w:t>
+      </w:r>
+      <w:r>
+        <w:rPr>
+          <w:rFonts w:ascii="Times New Roman" w:hAnsi="Times New Roman" w:eastAsia="Times New Roman" w:cs="Times New Roman"/>
+        </w:rPr>
+        <w:t xml:space="preserve"> </w:t>
+      </w:r>
+    </w:p>
+    <w:p>
+      <w:pPr>
+        <w:pStyle w:val="BodyText"/>
         <w:spacing w:before="0" w:after="0"/>
-      </w:pPr>
-      <w:r>
-        <w:rPr>
-          <w:rFonts w:ascii="Times New Roman" w:hAnsi="Times New Roman" w:eastAsia="Times New Roman" w:cs="Times New Roman"/>
-        </w:rPr>
-        <w:t xml:space="preserve">(B) </w:t>
-      </w:r>
-      <w:r>
-        <w:rPr>
-          <w:rFonts w:hint="eastAsia" w:ascii="Times New Roman" w:hAnsi="Times New Roman" w:eastAsia="FangSong" w:cs="Times New Roman"/>
-        </w:rPr>
-        <w:t>标准摩尔自由能</w:t>
-      </w:r>
-      <w:r>
-        <w:rPr>
-          <w:rFonts w:hint="eastAsia" w:ascii="Times New Roman" w:hAnsi="Times New Roman" w:eastAsia="Times New Roman" w:cs="Times New Roman"/>
-        </w:rPr>
-        <w:t>;</w:t>
-      </w:r>
-      <w:r>
-        <w:rPr>
-          <w:rFonts w:ascii="Times New Roman" w:hAnsi="Times New Roman" w:eastAsia="Times New Roman" w:cs="Times New Roman"/>
-        </w:rPr>
-        <w:t xml:space="preserve"> </w:t>
-      </w:r>
-    </w:p>
-    <w:p>
-      <w:pPr>
-        <w:pStyle w:val="BodyText"/>
         <w:ind w:left="480" w:hanging="480"/>
-        <w:spacing w:before="0" w:after="0"/>
-      </w:pPr>
-      <w:r>
-        <w:rPr>
-          <w:rFonts w:ascii="Times New Roman" w:hAnsi="Times New Roman" w:eastAsia="Times New Roman" w:cs="Times New Roman"/>
-        </w:rPr>
-        <w:t xml:space="preserve">(C) </w:t>
-      </w:r>
-      <w:r>
-        <w:rPr>
-          <w:rFonts w:hint="eastAsia" w:ascii="Times New Roman" w:hAnsi="Times New Roman" w:eastAsia="FangSong" w:cs="Times New Roman"/>
-        </w:rPr>
-        <w:t>标准摩尔熵</w:t>
-      </w:r>
-      <w:r>
-        <w:rPr>
-          <w:rFonts w:hint="eastAsia" w:ascii="Times New Roman" w:hAnsi="Times New Roman" w:eastAsia="Times New Roman" w:cs="Times New Roman"/>
-        </w:rPr>
-        <w:t>;</w:t>
-      </w:r>
-      <w:r>
-        <w:rPr>
-          <w:rFonts w:ascii="Times New Roman" w:hAnsi="Times New Roman" w:eastAsia="Times New Roman" w:cs="Times New Roman"/>
-        </w:rPr>
-        <w:t xml:space="preserve"> </w:t>
-      </w:r>
-    </w:p>
-    <w:p>
-      <w:pPr>
-        <w:pStyle w:val="BodyText"/>
-        <w:ind w:left="480" w:hanging="480"/>
-        <w:spacing w:before="0" w:after="180"/>
       </w:pPr>
       <w:r>
         <w:rPr>
@@ -16949,8 +16949,8 @@
     <w:p>
       <w:pPr>
         <w:pStyle w:val="BodyText"/>
+        <w:spacing w:before="0" w:after="0"/>
         <w:ind w:left="480" w:hanging="480"/>
-        <w:spacing w:after="0"/>
       </w:pPr>
       <w:r>
         <w:rPr>
@@ -16992,38 +16992,89 @@
     <w:p>
       <w:pPr>
         <w:pStyle w:val="BodyText"/>
+        <w:spacing w:before="0" w:after="0"/>
         <w:ind w:left="480" w:hanging="480"/>
+      </w:pPr>
+      <w:r>
+        <w:rPr>
+          <w:rFonts w:ascii="Times New Roman" w:hAnsi="Times New Roman" w:eastAsia="Times New Roman" w:cs="Times New Roman"/>
+        </w:rPr>
+        <w:t xml:space="preserve">B. </w:t>
+      </w:r>
+      <w:r>
+        <w:rPr>
+          <w:rFonts w:hint="eastAsia" w:ascii="Times New Roman" w:hAnsi="Times New Roman" w:eastAsia="FangSong" w:cs="Times New Roman"/>
+        </w:rPr>
+        <w:t>增大容器体积</w:t>
+      </w:r>
+      <w:r>
+        <w:rPr>
+          <w:rFonts w:hint="eastAsia" w:ascii="Times New Roman" w:hAnsi="Times New Roman" w:eastAsia="Times New Roman" w:cs="Times New Roman"/>
+        </w:rPr>
+        <w:t>（</w:t>
+      </w:r>
+      <w:r>
+        <w:rPr>
+          <w:rFonts w:hint="eastAsia" w:ascii="Times New Roman" w:hAnsi="Times New Roman" w:eastAsia="FangSong" w:cs="Times New Roman"/>
+        </w:rPr>
+        <w:t>减压</w:t>
+      </w:r>
+      <w:r>
+        <w:rPr>
+          <w:rFonts w:hint="eastAsia" w:ascii="Times New Roman" w:hAnsi="Times New Roman" w:eastAsia="Times New Roman" w:cs="Times New Roman"/>
+        </w:rPr>
+        <w:t>）</w:t>
+      </w:r>
+      <w:r>
+        <w:rPr>
+          <w:rFonts w:ascii="Times New Roman" w:hAnsi="Times New Roman" w:eastAsia="Times New Roman" w:cs="Times New Roman"/>
+        </w:rPr>
+        <w:t xml:space="preserve"> </w:t>
+      </w:r>
+    </w:p>
+    <w:p>
+      <w:pPr>
+        <w:pStyle w:val="BodyText"/>
         <w:spacing w:before="0" w:after="0"/>
-      </w:pPr>
-      <w:r>
-        <w:rPr>
-          <w:rFonts w:ascii="Times New Roman" w:hAnsi="Times New Roman" w:eastAsia="Times New Roman" w:cs="Times New Roman"/>
-        </w:rPr>
-        <w:t xml:space="preserve">B. </w:t>
-      </w:r>
-      <w:r>
-        <w:rPr>
-          <w:rFonts w:hint="eastAsia" w:ascii="Times New Roman" w:hAnsi="Times New Roman" w:eastAsia="FangSong" w:cs="Times New Roman"/>
-        </w:rPr>
-        <w:t>增大容器体积</w:t>
-      </w:r>
-      <w:r>
-        <w:rPr>
-          <w:rFonts w:hint="eastAsia" w:ascii="Times New Roman" w:hAnsi="Times New Roman" w:eastAsia="Times New Roman" w:cs="Times New Roman"/>
-        </w:rPr>
-        <w:t>（</w:t>
-      </w:r>
-      <w:r>
-        <w:rPr>
-          <w:rFonts w:hint="eastAsia" w:ascii="Times New Roman" w:hAnsi="Times New Roman" w:eastAsia="FangSong" w:cs="Times New Roman"/>
-        </w:rPr>
-        <w:t>减压</w:t>
-      </w:r>
-      <w:r>
-        <w:rPr>
-          <w:rFonts w:hint="eastAsia" w:ascii="Times New Roman" w:hAnsi="Times New Roman" w:eastAsia="Times New Roman" w:cs="Times New Roman"/>
-        </w:rPr>
-        <w:t>）</w:t>
+        <w:ind w:left="480" w:hanging="480"/>
+      </w:pPr>
+      <w:r>
+        <w:rPr>
+          <w:rFonts w:ascii="Times New Roman" w:hAnsi="Times New Roman" w:eastAsia="Times New Roman" w:cs="Times New Roman"/>
+        </w:rPr>
+        <w:t xml:space="preserve">C. </w:t>
+      </w:r>
+      <w:r>
+        <w:rPr>
+          <w:rFonts w:hint="eastAsia" w:ascii="Times New Roman" w:hAnsi="Times New Roman" w:eastAsia="FangSong" w:cs="Times New Roman"/>
+        </w:rPr>
+        <w:t>加入</w:t>
+      </w:r>
+      <w:r>
+        <w:rPr>
+          <w:rFonts w:hint="eastAsia" w:ascii="Times New Roman" w:hAnsi="Times New Roman" w:eastAsia="Times New Roman" w:cs="Times New Roman"/>
+        </w:rPr>
+        <w:t>N</w:t>
+      </w:r>
+      <w:r>
+        <w:rPr>
+          <w:rFonts w:hint="eastAsia" w:ascii="Times New Roman" w:hAnsi="Times New Roman" w:eastAsia="Times New Roman" w:cs="Times New Roman"/>
+          <w:vertAlign w:val="subscript"/>
+        </w:rPr>
+        <w:t>2</w:t>
+      </w:r>
+      <w:r>
+        <w:rPr>
+          <w:rFonts w:hint="eastAsia" w:ascii="Times New Roman" w:hAnsi="Times New Roman" w:eastAsia="Times New Roman" w:cs="Times New Roman"/>
+        </w:rPr>
+        <w:t>O</w:t>
+      </w:r>
+      <w:r>
+        <w:rPr>
+          <w:rFonts w:hint="eastAsia" w:ascii="Times New Roman" w:hAnsi="Times New Roman" w:eastAsia="Times New Roman" w:cs="Times New Roman"/>
+          <w:vertAlign w:val="subscript"/>
+        </w:rPr>
+        <w:t>4</w:t>
       </w:r>
       <w:r>
         <w:rPr>
@@ -17035,59 +17086,8 @@
     <w:p>
       <w:pPr>
         <w:pStyle w:val="BodyText"/>
+        <w:spacing w:before="0" w:after="0"/>
         <w:ind w:left="480" w:hanging="480"/>
-        <w:spacing w:before="0" w:after="0"/>
-      </w:pPr>
-      <w:r>
-        <w:rPr>
-          <w:rFonts w:ascii="Times New Roman" w:hAnsi="Times New Roman" w:eastAsia="Times New Roman" w:cs="Times New Roman"/>
-        </w:rPr>
-        <w:t xml:space="preserve">C. </w:t>
-      </w:r>
-      <w:r>
-        <w:rPr>
-          <w:rFonts w:hint="eastAsia" w:ascii="Times New Roman" w:hAnsi="Times New Roman" w:eastAsia="FangSong" w:cs="Times New Roman"/>
-        </w:rPr>
-        <w:t>加入</w:t>
-      </w:r>
-      <w:r>
-        <w:rPr>
-          <w:rFonts w:hint="eastAsia" w:ascii="Times New Roman" w:hAnsi="Times New Roman" w:eastAsia="Times New Roman" w:cs="Times New Roman"/>
-        </w:rPr>
-        <w:t>N</w:t>
-      </w:r>
-      <w:r>
-        <w:rPr>
-          <w:rFonts w:hint="eastAsia" w:ascii="Times New Roman" w:hAnsi="Times New Roman" w:eastAsia="Times New Roman" w:cs="Times New Roman"/>
-          <w:vertAlign w:val="subscript"/>
-        </w:rPr>
-        <w:t>2</w:t>
-      </w:r>
-      <w:r>
-        <w:rPr>
-          <w:rFonts w:hint="eastAsia" w:ascii="Times New Roman" w:hAnsi="Times New Roman" w:eastAsia="Times New Roman" w:cs="Times New Roman"/>
-        </w:rPr>
-        <w:t>O</w:t>
-      </w:r>
-      <w:r>
-        <w:rPr>
-          <w:rFonts w:hint="eastAsia" w:ascii="Times New Roman" w:hAnsi="Times New Roman" w:eastAsia="Times New Roman" w:cs="Times New Roman"/>
-          <w:vertAlign w:val="subscript"/>
-        </w:rPr>
-        <w:t>4</w:t>
-      </w:r>
-      <w:r>
-        <w:rPr>
-          <w:rFonts w:ascii="Times New Roman" w:hAnsi="Times New Roman" w:eastAsia="Times New Roman" w:cs="Times New Roman"/>
-        </w:rPr>
-        <w:t xml:space="preserve"> </w:t>
-      </w:r>
-    </w:p>
-    <w:p>
-      <w:pPr>
-        <w:pStyle w:val="BodyText"/>
-        <w:ind w:left="480" w:hanging="480"/>
-        <w:spacing w:before="0" w:after="180"/>
       </w:pPr>
       <w:r>
         <w:rPr>
@@ -22272,7 +22272,7 @@
     <ns0:rPr>
       <ns0:rFonts ns0:ascii="Times New Roman" ns0:cs="Times New Roman" ns0:eastAsia="SimHei" ns0:hAnsi="Times New Roman"/>
       <ns0:b/>
-      <ns0:color ns0:val="17324D"/>
+      <ns0:color ns0:val="000000"/>
       <ns0:sz ns0:val="44"/>
       <ns0:szCs ns0:val="56"/>
     </ns0:rPr>
@@ -22414,7 +22414,7 @@
     <ns0:rPr>
       <ns0:rFonts ns0:ascii="Times New Roman" ns0:cs="Times New Roman" ns0:eastAsia="SimHei" ns0:hAnsi="Times New Roman"/>
       <ns0:b/>
-      <ns0:color ns0:val="17324D"/>
+      <ns0:color ns0:val="000000"/>
       <ns0:sz ns0:val="32"/>
       <ns0:szCs ns0:val="40"/>
     </ns0:rPr>
@@ -22438,7 +22438,7 @@
     <ns0:rPr>
       <ns0:rFonts ns0:ascii="Times New Roman" ns0:cs="Times New Roman" ns0:eastAsia="SimHei" ns0:hAnsi="Times New Roman"/>
       <ns0:b/>
-      <ns0:color ns0:val="17324D"/>
+      <ns0:color ns0:val="000000"/>
       <ns0:sz ns0:val="28"/>
       <ns0:szCs ns0:val="32"/>
     </ns0:rPr>
@@ -22462,7 +22462,7 @@
     <ns0:rPr>
       <ns0:rFonts ns0:ascii="Times New Roman" ns0:cs="Times New Roman" ns0:eastAsia="SimHei" ns0:hAnsi="Times New Roman"/>
       <ns0:b/>
-      <ns0:color ns0:val="17324D"/>
+      <ns0:color ns0:val="000000"/>
       <ns0:sz ns0:val="25"/>
       <ns0:szCs ns0:val="28"/>
     </ns0:rPr>
